--- a/9-交付管理/运行记录类文件/090201-盐都区新能源汽车充电站建设项目-交付实施方案.docx
+++ b/9-交付管理/运行记录类文件/090201-盐都区新能源汽车充电站建设项目-交付实施方案.docx
@@ -388,7 +388,14 @@
               <w:textAlignment w:val="baseline"/>
             </w:pPr>
             <w:r>
-              <w:t>运维服务工具应用情况说明（ZDFJT-ITS</w:t>
+              <w:rPr>
+                <w:rFonts w:hint="eastAsia"/>
+                <w:lang w:val="en-US" w:eastAsia="zh-CN"/>
+              </w:rPr>
+              <w:t>交付实施方案</w:t>
+            </w:r>
+            <w:r>
+              <w:t>（ZDFJT-ITS</w:t>
             </w:r>
             <w:r>
               <w:rPr>
@@ -402,13 +409,15 @@
                 <w:spacing w:val="-1"/>
                 <w:lang w:val="en-US" w:eastAsia="zh-CN"/>
               </w:rPr>
-              <w:t>YW</w:t>
-            </w:r>
+              <w:t>JFSSFA</w:t>
+            </w:r>
+            <w:bookmarkStart w:id="10" w:name="_GoBack"/>
+            <w:bookmarkEnd w:id="10"/>
             <w:r>
               <w:rPr>
                 <w:spacing w:val="-1"/>
               </w:rPr>
-              <w:t>GJYYQKSM）</w:t>
+              <w:t>）</w:t>
             </w:r>
           </w:p>
         </w:tc>
@@ -2108,8 +2117,6 @@
         <w:t>项目组织架构与职责分工</w:t>
       </w:r>
       <w:bookmarkEnd w:id="5"/>
-      <w:bookmarkStart w:id="10" w:name="_GoBack"/>
-      <w:bookmarkEnd w:id="10"/>
     </w:p>
     <w:p>
       <w:pPr>
